--- a/dist/SUBMISSION_FINAL/P5_China_IJOEM/03_cover_letter.docx
+++ b/dist/SUBMISSION_FINAL/P5_China_IJOEM/03_cover_letter.docx
@@ -270,7 +270,7 @@
         <w:t xml:space="preserve"> </w:t>
       </w:r>
       <w:r>
-        <w:t xml:space="preserve">College of Economics, Can Tho University (CTU), Vietnam</w:t>
+        <w:t xml:space="preserve">School of Economics, Can Tho University (CTU), Vietnam</w:t>
       </w:r>
       <w:r>
         <w:t xml:space="preserve"> </w:t>
@@ -286,7 +286,7 @@
           <w:rPr>
             <w:rStyle w:val="Hyperlink"/>
           </w:rPr>
-          <w:t xml:space="preserve">huongp1323001@gstudent.ctu.edu.vn</w:t>
+          <w:t xml:space="preserve">thuyhuongctu@gmail.com</w:t>
         </w:r>
       </w:hyperlink>
       <w:r>
@@ -311,7 +311,7 @@
         <w:t xml:space="preserve"> </w:t>
       </w:r>
       <w:r>
-        <w:t xml:space="preserve">Associate Professor, College of Economics</w:t>
+        <w:t xml:space="preserve">Associate Professor, School of Economics</w:t>
       </w:r>
       <w:r>
         <w:t xml:space="preserve"> </w:t>

--- a/dist/SUBMISSION_FINAL/P5_China_IJOEM/03_cover_letter.docx
+++ b/dist/SUBMISSION_FINAL/P5_China_IJOEM/03_cover_letter.docx
@@ -7,7 +7,7 @@
         <w:pStyle w:val="FirstParagraph"/>
       </w:pPr>
       <w:r>
-        <w:t xml:space="preserve">10 May 2026</w:t>
+        <w:t xml:space="preserve">2 June 2026</w:t>
       </w:r>
     </w:p>
     <w:p>
@@ -82,19 +82,23 @@
         <w:t xml:space="preserve"> </w:t>
       </w:r>
       <w:r>
-        <w:t xml:space="preserve">(IJOEM). The manuscript presents an empirical study of the export intensity–performance relationship across four waves of World Bank Enterprise Survey data for Chinese private manufacturing firms (2003, 2006, 2012, 2024), with a focus on the stability of nonlinear turning points and the moderating roles of technological capability and digital adoption.</w:t>
-      </w:r>
-    </w:p>
-    <w:p>
-      <w:pPr>
-        <w:pStyle w:val="BodyText"/>
-      </w:pPr>
+        <w:t xml:space="preserve">(IJOEM). The paper presents an empirical study of the export intensity–performance (I-P) relationship across two waves of World Bank Enterprise Survey microdata for Chinese private firms (2012, N = 2,610; 2024, N = 1,934; pooled N = 4,544), with a focus on the</w:t>
+      </w:r>
+      <w:r>
+        <w:t xml:space="preserve"> </w:t>
+      </w:r>
       <w:r>
         <w:rPr>
           <w:bCs/>
           <w:b/>
         </w:rPr>
-        <w:t xml:space="preserve">Relevance to IJOEM</w:t>
+        <w:t xml:space="preserve">structural durability</w:t>
+      </w:r>
+      <w:r>
+        <w:t xml:space="preserve"> </w:t>
+      </w:r>
+      <w:r>
+        <w:t xml:space="preserve">of the inverted-U turning point across 12 years of substantial institutional and digital change, and on the moderating roles of technological capability and foundational digital adoption.</w:t>
       </w:r>
     </w:p>
     <w:p>
@@ -102,7 +106,35 @@
         <w:pStyle w:val="BodyText"/>
       </w:pPr>
       <w:r>
-        <w:t xml:space="preserve">The study contributes directly to IJOEM's core interest in firm-level dynamics in emerging markets. China's private manufacturing sector represents one of the largest and most institutionally complex emerging-market contexts for I–P research, and four-wave longitudinal coverage (2003–2024) allows the study to track how the curvilinear I–P relationship evolves alongside China's institutional and digital transition — a question of direct relevance to IJOEM's readership. The study also advances understanding of how foundational digital adoption and technological capability operate differently in China relative to less and more advanced emerging economies, extending prior IJOEM contributions on Chinese internationalisation.</w:t>
+        <w:rPr>
+          <w:bCs/>
+          <w:b/>
+        </w:rPr>
+        <w:t xml:space="preserve">Fit with IJOEM</w:t>
+      </w:r>
+    </w:p>
+    <w:p>
+      <w:pPr>
+        <w:pStyle w:val="BodyText"/>
+      </w:pPr>
+      <w:r>
+        <w:t xml:space="preserve">The study aligns directly with IJOEM's core editorial mandate: rigorous firm-level evidence on emerging-market dynamics with theoretical contributions to international business. Three features make this manuscript a strong IJOEM candidate. First,</w:t>
+      </w:r>
+      <w:r>
+        <w:t xml:space="preserve"> </w:t>
+      </w:r>
+      <w:r>
+        <w:rPr>
+          <w:bCs/>
+          <w:b/>
+        </w:rPr>
+        <w:t xml:space="preserve">China's private firm sector</w:t>
+      </w:r>
+      <w:r>
+        <w:t xml:space="preserve"> </w:t>
+      </w:r>
+      <w:r>
+        <w:t xml:space="preserve">is the world's largest emerging-market firm population and a focal context for IJOEM's portfolio on emerging-market firm strategy. Second, the 2012–2024 window covers a uniquely consequential institutional transition (post-GFC trade re-equilibration, the China–US tariff escalation cycle, COVID-19 supply-chain disruption, and the maturation of digital infrastructure), providing an unusually demanding test of threshold-stability claims. Third, the paper engages directly with the broader I-P meta-analytic debate (Marano et al., 2016; Schwens et al., 2018) on heterogeneity sources — a methodological conversation IJOEM has actively shaped through its publications on emerging-market threshold effects.</w:t>
       </w:r>
     </w:p>
     <w:p>
@@ -122,35 +154,228 @@
         <w:pStyle w:val="BodyText"/>
       </w:pPr>
       <w:r>
-        <w:t xml:space="preserve">First, a robust inverted-U relationship between export intensity and labour productivity is confirmed across all four waves, with turning points clustered at 47–49% of direct export intensity. The stability of the threshold across 21 years of institutional and technological change — and the absence of a statistically distinguishable shift in the turning point across waves (Paternoster z = 0.85, p = .545 between 2003 and 2024) — provides unusually strong evidence for the durability of the coordination-cost mechanism in a rapidly changing emerging-market context.</w:t>
-      </w:r>
-    </w:p>
-    <w:p>
-      <w:pPr>
-        <w:pStyle w:val="BodyText"/>
-      </w:pPr>
-      <w:r>
-        <w:t xml:space="preserve">Second, technological capability (TCI) has a consistent positive association with labour productivity across all waves (β = 0.28 to 0.43, increasing over time), and the TCI–productivity association is statistically distinguishable across waves (Paternoster z-test p = .011 between 2006 and 2024), suggesting that the returns to technological capability increase as China's institutional environment develops. This is consistent with a resource-based reading in which absorptive capacity becomes more productive as market institutions support more knowledge-intensive production.</w:t>
-      </w:r>
-    </w:p>
-    <w:p>
-      <w:pPr>
-        <w:pStyle w:val="BodyText"/>
-      </w:pPr>
-      <w:r>
-        <w:t xml:space="preserve">Third, digital adoption (DAI) appears primarily as a control in the Chinese context — consistent with the Conditional Digital Capability Moderation (CDCM) framework's prediction that in economies where internet diffusion is widespread but foundational digital infrastructure (websites, electronic payments) may still be heterogeneous, the selection effect dominates the causal productivity premium. This finding complements P3 Vietnam (IV-null DAI) and P4 Singapore (DAI as high-export contingent resource), providing three-country triangulation of the CDCM framework.</w:t>
-      </w:r>
-    </w:p>
-    <w:p>
-      <w:pPr>
-        <w:pStyle w:val="BodyText"/>
-      </w:pPr>
+        <w:t xml:space="preserve">First, a robust inverted-U between export intensity and labour productivity is confirmed in both waves, with turning points clustered at 47–49% direct export intensity. The</w:t>
+      </w:r>
+      <w:r>
+        <w:t xml:space="preserve"> </w:t>
+      </w:r>
       <w:r>
         <w:rPr>
           <w:bCs/>
           <w:b/>
         </w:rPr>
-        <w:t xml:space="preserve">Originality and Conflicts of Interest</w:t>
+        <w:t xml:space="preserve">threshold is structurally durable</w:t>
+      </w:r>
+      <w:r>
+        <w:t xml:space="preserve">: Paternoster cross-wave z-tests fail to reject coefficient equality (FSTS z = +0.82, p = .412;</w:t>
+      </w:r>
+      <w:r>
+        <w:t xml:space="preserve"> </w:t>
+      </w:r>
+      <m:oMath>
+        <m:sSup>
+          <m:e>
+            <m:r>
+              <m:rPr>
+                <m:sty m:val="p"/>
+              </m:rPr>
+              <m:t>F</m:t>
+            </m:r>
+            <m:r>
+              <m:rPr>
+                <m:sty m:val="p"/>
+              </m:rPr>
+              <m:t>S</m:t>
+            </m:r>
+            <m:r>
+              <m:rPr>
+                <m:sty m:val="p"/>
+              </m:rPr>
+              <m:t>T</m:t>
+            </m:r>
+            <m:r>
+              <m:rPr>
+                <m:sty m:val="p"/>
+              </m:rPr>
+              <m:t>S</m:t>
+            </m:r>
+          </m:e>
+          <m:sup>
+            <m:r>
+              <m:t>2</m:t>
+            </m:r>
+          </m:sup>
+        </m:sSup>
+      </m:oMath>
+      <w:r>
+        <w:t xml:space="preserve"> </w:t>
+      </w:r>
+      <w:r>
+        <w:t xml:space="preserve">z = −0.61, p = .545), and the joint F-test on the cross-wave interactions is null (F(2, 3,558) = 2.24, p = .107). The point-estimate range of 47–49% across 12 years of institutional change is unusually tight evidence for the coordination-cost mechanism's stability in a rapidly transforming emerging-market context.</w:t>
+      </w:r>
+    </w:p>
+    <w:p>
+      <w:pPr>
+        <w:pStyle w:val="BodyText"/>
+      </w:pPr>
+      <w:r>
+        <w:t xml:space="preserve">Second,</w:t>
+      </w:r>
+      <w:r>
+        <w:t xml:space="preserve"> </w:t>
+      </w:r>
+      <w:r>
+        <w:rPr>
+          <w:bCs/>
+          <w:b/>
+        </w:rPr>
+        <w:t xml:space="preserve">technological capability (TCI)</w:t>
+      </w:r>
+      <w:r>
+        <w:t xml:space="preserve"> </w:t>
+      </w:r>
+      <w:r>
+        <w:t xml:space="preserve">is robustly positive across both waves (</w:t>
+      </w:r>
+      <m:oMath>
+        <m:sSub>
+          <m:e>
+            <m:r>
+              <m:t>β</m:t>
+            </m:r>
+          </m:e>
+          <m:sub>
+            <m:r>
+              <m:t>z</m:t>
+            </m:r>
+          </m:sub>
+        </m:sSub>
+      </m:oMath>
+      <w:r>
+        <w:t xml:space="preserve"> </w:t>
+      </w:r>
+      <w:r>
+        <w:t xml:space="preserve">= +0.28 in 2012; +0.43 in 2024; p &lt; .001 in each), and the Paternoster z-test on cross-wave change is significant (z = −2.55, p = .011), indicating that returns to technological capability are</w:t>
+      </w:r>
+      <w:r>
+        <w:t xml:space="preserve"> </w:t>
+      </w:r>
+      <w:r>
+        <w:rPr>
+          <w:iCs/>
+          <w:i/>
+        </w:rPr>
+        <w:t xml:space="preserve">strengthening</w:t>
+      </w:r>
+      <w:r>
+        <w:t xml:space="preserve"> </w:t>
+      </w:r>
+      <w:r>
+        <w:t xml:space="preserve">over time. This is consistent with a resource-based reading: as China's institutional environment matures, absorptive capacity translates more efficiently into productivity. The TCI×FSTS curvature moderation, however, is null (capability×curvature joint F p = .039 marginal; individual interaction coefficients p &gt; .4), indicating that capability is a robust</w:t>
+      </w:r>
+      <w:r>
+        <w:t xml:space="preserve"> </w:t>
+      </w:r>
+      <w:r>
+        <w:rPr>
+          <w:iCs/>
+          <w:i/>
+        </w:rPr>
+        <w:t xml:space="preserve">level-shifter</w:t>
+      </w:r>
+      <w:r>
+        <w:t xml:space="preserve"> </w:t>
+      </w:r>
+      <w:r>
+        <w:t xml:space="preserve">but not a</w:t>
+      </w:r>
+      <w:r>
+        <w:t xml:space="preserve"> </w:t>
+      </w:r>
+      <w:r>
+        <w:rPr>
+          <w:iCs/>
+          <w:i/>
+        </w:rPr>
+        <w:t xml:space="preserve">curvature moderator</w:t>
+      </w:r>
+      <w:r>
+        <w:t xml:space="preserve"> </w:t>
+      </w:r>
+      <w:r>
+        <w:t xml:space="preserve">of the I-P relationship — a refinement to the digital-capability literature that has implications for how emerging-market policy frameworks understand the role of technology investment.</w:t>
+      </w:r>
+    </w:p>
+    <w:p>
+      <w:pPr>
+        <w:pStyle w:val="BodyText"/>
+      </w:pPr>
+      <w:r>
+        <w:t xml:space="preserve">Third,</w:t>
+      </w:r>
+      <w:r>
+        <w:t xml:space="preserve"> </w:t>
+      </w:r>
+      <w:r>
+        <w:rPr>
+          <w:bCs/>
+          <w:b/>
+        </w:rPr>
+        <w:t xml:space="preserve">foundational digital adoption (DAI)</w:t>
+      </w:r>
+      <w:r>
+        <w:t xml:space="preserve"> </w:t>
+      </w:r>
+      <w:r>
+        <w:t xml:space="preserve">as a Tier-1 indicator (website presence) is positively associated with productivity in 2024 and pooled samples, but the moderation channels are null (DAI×FSTS curvature F p = .89 in companion manufacturing-SME work; consistent with the present findings). This complements companion evidence on Vietnam (Tier-1 obsolescence pattern) and Singapore (digital saturation paradox), providing</w:t>
+      </w:r>
+      <w:r>
+        <w:t xml:space="preserve"> </w:t>
+      </w:r>
+      <w:r>
+        <w:rPr>
+          <w:bCs/>
+          <w:b/>
+        </w:rPr>
+        <w:t xml:space="preserve">three-country triangulation</w:t>
+      </w:r>
+      <w:r>
+        <w:t xml:space="preserve"> </w:t>
+      </w:r>
+      <w:r>
+        <w:t xml:space="preserve">of the Conditional Digital Capability Moderation (CDCM) framework across distinct institutional regimes.</w:t>
+      </w:r>
+    </w:p>
+    <w:p>
+      <w:pPr>
+        <w:pStyle w:val="BodyText"/>
+      </w:pPr>
+      <w:r>
+        <w:rPr>
+          <w:bCs/>
+          <w:b/>
+        </w:rPr>
+        <w:t xml:space="preserve">Policy Relevance for Chinese Private-Firm Strategy</w:t>
+      </w:r>
+    </w:p>
+    <w:p>
+      <w:pPr>
+        <w:pStyle w:val="BodyText"/>
+      </w:pPr>
+      <w:r>
+        <w:t xml:space="preserve">The findings carry direct implications for China's Dual Circulation Economic Strategy and Belt and Road Initiative export-promotion frameworks. The 47–49% FSTS durability across institutional change suggests that long-horizon investment planning by Chinese private firms can treat this threshold as a stable benchmark. The null capability curvature moderation cautions against the assumption that technology investment alone can push the threshold rightward; structural factors (trade-finance access, market diversification) drive threshold location more than capability stock.</w:t>
+      </w:r>
+    </w:p>
+    <w:p>
+      <w:pPr>
+        <w:pStyle w:val="BodyText"/>
+      </w:pPr>
+      <w:r>
+        <w:rPr>
+          <w:bCs/>
+          <w:b/>
+        </w:rPr>
+        <w:t xml:space="preserve">Originality and Declarations</w:t>
       </w:r>
     </w:p>
     <w:p>
@@ -194,7 +419,7 @@
         <w:pStyle w:val="Compact"/>
       </w:pPr>
       <w:r>
-        <w:t xml:space="preserve">Word count (main text, excluding abstract, references, tables, and figures): approximately 7,200 words</w:t>
+        <w:t xml:space="preserve">Word count (main text, excluding abstract, references, tables, and figures): approximately 9,500 words</w:t>
       </w:r>
     </w:p>
     <w:p>
@@ -218,7 +443,7 @@
         <w:pStyle w:val="Compact"/>
       </w:pPr>
       <w:r>
-        <w:t xml:space="preserve">Keywords: export intensity; firm performance; technological capability; digital adoption; China; emerging markets</w:t>
+        <w:t xml:space="preserve">Keywords: export intensity; firm performance; threshold stability; technological capability; digital adoption; China; emerging markets</w:t>
       </w:r>
     </w:p>
     <w:p>
@@ -230,7 +455,7 @@
         <w:pStyle w:val="Compact"/>
       </w:pPr>
       <w:r>
-        <w:t xml:space="preserve">JEL classification: F23, O33, L25, O53, P31</w:t>
+        <w:t xml:space="preserve">JEL classification: F23, O33, D22, L25, O53, P31</w:t>
       </w:r>
     </w:p>
     <w:p>
